--- a/docs/客户培训手册/企业知识智能平台用户使用手册（客户培训版）.docx
+++ b/docs/客户培训手册/企业知识智能平台用户使用手册（客户培训版）.docx
@@ -199,15 +199,8 @@
             <w:vAlign w:val="center"/>
           </w:tcPr>
           <w:p>
-            <w:pPr>
-              <w:spacing w:after="0"/>
-            </w:pPr>
-            <w:r>
-              <w:rPr>
-                <w:color w:val="000000"/>
-                <w:sz w:val="19"/>
-              </w:rPr>
-              <w:t>V1.1</w:t>
+            <w:r>
+              <w:t>V1.2</w:t>
             </w:r>
           </w:p>
         </w:tc>
@@ -305,50 +298,8 @@
             <w:vAlign w:val="center"/>
           </w:tcPr>
           <w:p>
-            <w:pPr>
-              <w:spacing w:after="0"/>
-            </w:pPr>
-            <w:r>
-              <w:rPr>
-                <w:color w:val="000000"/>
-                <w:sz w:val="19"/>
-              </w:rPr>
-              <w:t xml:space="preserve">2026 </w:t>
-            </w:r>
-            <w:r>
-              <w:rPr>
-                <w:color w:val="000000"/>
-                <w:sz w:val="19"/>
-              </w:rPr>
-              <w:t>年</w:t>
-            </w:r>
-            <w:r>
-              <w:rPr>
-                <w:color w:val="000000"/>
-                <w:sz w:val="19"/>
-              </w:rPr>
-              <w:t xml:space="preserve"> 8 </w:t>
-            </w:r>
-            <w:r>
-              <w:rPr>
-                <w:color w:val="000000"/>
-                <w:sz w:val="19"/>
-              </w:rPr>
-              <w:t>月</w:t>
-            </w:r>
-            <w:r>
-              <w:rPr>
-                <w:color w:val="000000"/>
-                <w:sz w:val="19"/>
-              </w:rPr>
-              <w:t xml:space="preserve"> 24 </w:t>
-            </w:r>
-            <w:r>
-              <w:rPr>
-                <w:color w:val="000000"/>
-                <w:sz w:val="19"/>
-              </w:rPr>
-              <w:t>日</w:t>
+            <w:r>
+              <w:t>2026 年 9 月 1 日</w:t>
             </w:r>
           </w:p>
         </w:tc>
@@ -10062,6 +10013,53 @@
     </w:p>
     <w:p>
       <w:pPr>
+        <w:spacing w:after="120" w:line="300" w:lineRule="auto"/>
+      </w:pPr>
+      <w:r>
+        <w:rPr>
+          <w:rFonts w:ascii="Microsoft YaHei" w:hAnsi="Microsoft YaHei" w:eastAsia="Microsoft YaHei"/>
+          <w:b/>
+          <w:color w:val="17365D"/>
+          <w:sz w:val="21"/>
+        </w:rPr>
+        <w:t>版本治理：</w:t>
+      </w:r>
+      <w:r>
+        <w:rPr>
+          <w:rFonts w:ascii="Microsoft YaHei" w:hAnsi="Microsoft YaHei" w:eastAsia="Microsoft YaHei"/>
+          <w:b w:val="0"/>
+          <w:color w:val="000000"/>
+          <w:sz w:val="21"/>
+        </w:rPr>
+        <w:t>如需开放普通成员投稿，在知识库编辑页打开“知识版本治理”，设置投稿范围（仅管理员、全部普通用户或指定贡献者），并按需指定审核人。</w:t>
+      </w:r>
+    </w:p>
+    <w:p>
+      <w:pPr>
+        <w:spacing w:after="80" w:line="300" w:lineRule="auto"/>
+        <w:ind w:left="540" w:hanging="271"/>
+      </w:pPr>
+      <w:r>
+        <w:rPr>
+          <w:rFonts w:ascii="Microsoft YaHei" w:hAnsi="Microsoft YaHei" w:eastAsia="Microsoft YaHei"/>
+          <w:b/>
+          <w:color w:val="17365D"/>
+          <w:sz w:val="21"/>
+        </w:rPr>
+        <w:t xml:space="preserve">•  </w:t>
+      </w:r>
+      <w:r>
+        <w:rPr>
+          <w:rFonts w:ascii="Microsoft YaHei" w:hAnsi="Microsoft YaHei" w:eastAsia="Microsoft YaHei"/>
+          <w:b w:val="0"/>
+          <w:color w:val="000000"/>
+          <w:sz w:val="21"/>
+        </w:rPr>
+        <w:t>启用投稿后，普通成员提交的文件先进入草稿或待审批状态；审核通过后才开始解析、索引和图谱构建，已发布内容在新版本审核期间继续可用。</w:t>
+      </w:r>
+    </w:p>
+    <w:p>
+      <w:pPr>
         <w:pStyle w:val="1"/>
       </w:pPr>
       <w:bookmarkStart w:id="19" w:name="_Toc238473140"/>
@@ -10076,6 +10074,125 @@
     </w:p>
     <w:p>
       <w:pPr>
+        <w:spacing w:after="120" w:line="300" w:lineRule="auto"/>
+      </w:pPr>
+      <w:r>
+        <w:rPr>
+          <w:rFonts w:ascii="Microsoft YaHei" w:hAnsi="Microsoft YaHei" w:eastAsia="Microsoft YaHei"/>
+          <w:b/>
+          <w:color w:val="17365D"/>
+          <w:sz w:val="21"/>
+        </w:rPr>
+        <w:t>文件夹组织：</w:t>
+      </w:r>
+      <w:r>
+        <w:rPr>
+          <w:rFonts w:ascii="Microsoft YaHei" w:hAnsi="Microsoft YaHei" w:eastAsia="Microsoft YaHei"/>
+          <w:b w:val="0"/>
+          <w:color w:val="000000"/>
+          <w:sz w:val="21"/>
+        </w:rPr>
+        <w:t>文档知识库左侧依次显示“全部文档”“未分类”“公共知识”和普通文件夹，选择文件夹后右侧只显示该范围内的文档。</w:t>
+      </w:r>
+    </w:p>
+    <w:p>
+      <w:pPr>
+        <w:spacing w:after="80" w:line="300" w:lineRule="auto"/>
+        <w:ind w:left="540" w:hanging="271"/>
+      </w:pPr>
+      <w:r>
+        <w:rPr>
+          <w:rFonts w:ascii="Microsoft YaHei" w:hAnsi="Microsoft YaHei" w:eastAsia="Microsoft YaHei"/>
+          <w:b/>
+          <w:color w:val="17365D"/>
+          <w:sz w:val="21"/>
+        </w:rPr>
+        <w:t xml:space="preserve">•  </w:t>
+      </w:r>
+      <w:r>
+        <w:rPr>
+          <w:rFonts w:ascii="Microsoft YaHei" w:hAnsi="Microsoft YaHei" w:eastAsia="Microsoft YaHei"/>
+          <w:b w:val="0"/>
+          <w:color w:val="000000"/>
+          <w:sz w:val="21"/>
+        </w:rPr>
+        <w:t>“公共知识”是固定容器，不能直接承载文档；具备编辑权限时可在其下新建公共子文件夹。</w:t>
+      </w:r>
+    </w:p>
+    <w:p>
+      <w:pPr>
+        <w:spacing w:after="80" w:line="300" w:lineRule="auto"/>
+        <w:ind w:left="540" w:hanging="271"/>
+      </w:pPr>
+      <w:r>
+        <w:rPr>
+          <w:rFonts w:ascii="Microsoft YaHei" w:hAnsi="Microsoft YaHei" w:eastAsia="Microsoft YaHei"/>
+          <w:b/>
+          <w:color w:val="17365D"/>
+          <w:sz w:val="21"/>
+        </w:rPr>
+        <w:t xml:space="preserve">•  </w:t>
+      </w:r>
+      <w:r>
+        <w:rPr>
+          <w:rFonts w:ascii="Microsoft YaHei" w:hAnsi="Microsoft YaHei" w:eastAsia="Microsoft YaHei"/>
+          <w:b w:val="0"/>
+          <w:color w:val="000000"/>
+          <w:sz w:val="21"/>
+        </w:rPr>
+        <w:t>普通一级文件夹可新建直属二级文件夹；文件夹层级最多两级，二级文件夹不能继续新建子级。</w:t>
+      </w:r>
+    </w:p>
+    <w:p>
+      <w:pPr>
+        <w:spacing w:after="80" w:line="300" w:lineRule="auto"/>
+        <w:ind w:left="540" w:hanging="271"/>
+      </w:pPr>
+      <w:r>
+        <w:rPr>
+          <w:rFonts w:ascii="Microsoft YaHei" w:hAnsi="Microsoft YaHei" w:eastAsia="Microsoft YaHei"/>
+          <w:b/>
+          <w:color w:val="17365D"/>
+          <w:sz w:val="21"/>
+        </w:rPr>
+        <w:t xml:space="preserve">•  </w:t>
+      </w:r>
+      <w:r>
+        <w:rPr>
+          <w:rFonts w:ascii="Microsoft YaHei" w:hAnsi="Microsoft YaHei" w:eastAsia="Microsoft YaHei"/>
+          <w:b w:val="0"/>
+          <w:color w:val="000000"/>
+          <w:sz w:val="21"/>
+        </w:rPr>
+        <w:t>文件夹的“搜索”开关只在检索入口显式启用文件夹过滤时生效；当前问答、@ 文件选择和支持该参数的接口会按此过滤，全局“搜索”页面以该入口配置为准。关闭父文件夹搜索时，受控过滤请求也会排除其子文件夹内容。</w:t>
+      </w:r>
+    </w:p>
+    <w:p>
+      <w:pPr>
+        <w:spacing w:after="80" w:line="300" w:lineRule="auto"/>
+        <w:ind w:left="540" w:hanging="271"/>
+      </w:pPr>
+      <w:r>
+        <w:rPr>
+          <w:rFonts w:ascii="Microsoft YaHei" w:hAnsi="Microsoft YaHei" w:eastAsia="Microsoft YaHei"/>
+          <w:b/>
+          <w:color w:val="17365D"/>
+          <w:sz w:val="21"/>
+        </w:rPr>
+        <w:t xml:space="preserve">•  </w:t>
+      </w:r>
+      <w:r>
+        <w:rPr>
+          <w:rFonts w:ascii="Microsoft YaHei" w:hAnsi="Microsoft YaHei" w:eastAsia="Microsoft YaHei"/>
+          <w:b w:val="0"/>
+          <w:color w:val="000000"/>
+          <w:sz w:val="21"/>
+        </w:rPr>
+        <w:t>上传、单个移动或批量移动文档时选择具体文件夹；拖拽排序只允许在同一父级内调整顺序。</w:t>
+      </w:r>
+    </w:p>
+    <w:p>
+      <w:pPr>
         <w:pStyle w:val="21"/>
       </w:pPr>
       <w:bookmarkStart w:id="20" w:name="_Toc238473141"/>
@@ -10108,6 +10225,30 @@
     </w:p>
     <w:p>
       <w:pPr>
+        <w:spacing w:after="80" w:line="300" w:lineRule="auto"/>
+        <w:ind w:left="540" w:hanging="271"/>
+      </w:pPr>
+      <w:r>
+        <w:rPr>
+          <w:rFonts w:ascii="Microsoft YaHei" w:hAnsi="Microsoft YaHei" w:eastAsia="Microsoft YaHei"/>
+          <w:b/>
+          <w:color w:val="17365D"/>
+          <w:sz w:val="21"/>
+        </w:rPr>
+        <w:t xml:space="preserve">•  </w:t>
+      </w:r>
+      <w:r>
+        <w:rPr>
+          <w:rFonts w:ascii="Microsoft YaHei" w:hAnsi="Microsoft YaHei" w:eastAsia="Microsoft YaHei"/>
+          <w:b w:val="0"/>
+          <w:color w:val="000000"/>
+          <w:sz w:val="21"/>
+        </w:rPr>
+        <w:t>支持上传文件夹；上传前先在左侧选择具体目标文件夹。</w:t>
+      </w:r>
+    </w:p>
+    <w:p>
+      <w:pPr>
         <w:spacing w:after="80"/>
         <w:ind w:left="540" w:hanging="271"/>
       </w:pPr>
@@ -10403,6 +10544,30 @@
           <w:color w:val="000000"/>
         </w:rPr>
         <w:t>为文档设置清晰标题、标签和文件夹；同类资料使用统一命名。</w:t>
+      </w:r>
+    </w:p>
+    <w:p>
+      <w:pPr>
+        <w:spacing w:after="80" w:line="300" w:lineRule="auto"/>
+        <w:ind w:left="540" w:hanging="271"/>
+      </w:pPr>
+      <w:r>
+        <w:rPr>
+          <w:rFonts w:ascii="Microsoft YaHei" w:hAnsi="Microsoft YaHei" w:eastAsia="Microsoft YaHei"/>
+          <w:b/>
+          <w:color w:val="17365D"/>
+          <w:sz w:val="21"/>
+        </w:rPr>
+        <w:t xml:space="preserve">•  </w:t>
+      </w:r>
+      <w:r>
+        <w:rPr>
+          <w:rFonts w:ascii="Microsoft YaHei" w:hAnsi="Microsoft YaHei" w:eastAsia="Microsoft YaHei"/>
+          <w:b w:val="0"/>
+          <w:color w:val="000000"/>
+          <w:sz w:val="21"/>
+        </w:rPr>
+        <w:t>文件夹重命名、删除和排序应由有编辑权限的用户执行；只有整棵子树为空时才能递归删除，含文档的文件夹或子树删除前应先处理内容。</w:t>
       </w:r>
     </w:p>
     <w:p>
@@ -12373,52 +12538,36 @@
       </w:pPr>
       <w:r>
         <w:rPr>
+          <w:rFonts w:ascii="Microsoft YaHei" w:hAnsi="Microsoft YaHei" w:eastAsia="Microsoft YaHei"/>
+          <w:b w:val="0"/>
+          <w:color w:val="000000"/>
+          <w:sz w:val="21"/>
+        </w:rPr>
+        <w:t>•  在“设置 → 检索策略”维护平台级预算：查询扩展、RRF 融合保留数量、向量/关键词预召回数量与权重、向量/关键词阈值、Rerank 候选/保留数量与阈值。</w:t>
+      </w:r>
+    </w:p>
+    <w:p>
+      <w:pPr>
+        <w:spacing w:after="80" w:line="300" w:lineRule="auto"/>
+        <w:ind w:left="540" w:hanging="271"/>
+      </w:pPr>
+      <w:r>
+        <w:rPr>
+          <w:rFonts w:ascii="Microsoft YaHei" w:hAnsi="Microsoft YaHei" w:eastAsia="Microsoft YaHei"/>
           <w:b/>
           <w:color w:val="17365D"/>
+          <w:sz w:val="21"/>
         </w:rPr>
         <w:t xml:space="preserve">•  </w:t>
       </w:r>
       <w:r>
         <w:rPr>
-          <w:color w:val="000000"/>
-        </w:rPr>
-        <w:t>普通模式可配置历史保留轮数、</w:t>
-      </w:r>
-      <w:r>
-        <w:rPr>
-          <w:color w:val="000000"/>
-        </w:rPr>
-        <w:t>Embedding TopK</w:t>
-      </w:r>
-      <w:r>
-        <w:rPr>
-          <w:color w:val="000000"/>
-        </w:rPr>
-        <w:t>、关键词</w:t>
-      </w:r>
-      <w:r>
-        <w:rPr>
-          <w:color w:val="000000"/>
-        </w:rPr>
-        <w:t>/</w:t>
-      </w:r>
-      <w:r>
-        <w:rPr>
-          <w:color w:val="000000"/>
-        </w:rPr>
-        <w:t>向量阈值、</w:t>
-      </w:r>
-      <w:r>
-        <w:rPr>
-          <w:color w:val="000000"/>
-        </w:rPr>
-        <w:t>ReRank TopK/</w:t>
-      </w:r>
-      <w:r>
-        <w:rPr>
-          <w:color w:val="000000"/>
-        </w:rPr>
-        <w:t>阈值、问题改写、查询扩展和兜底策略。</w:t>
+          <w:rFonts w:ascii="Microsoft YaHei" w:hAnsi="Microsoft YaHei" w:eastAsia="Microsoft YaHei"/>
+          <w:b w:val="0"/>
+          <w:color w:val="000000"/>
+          <w:sz w:val="21"/>
+        </w:rPr>
+        <w:t>平台级检索策略供问答、智能体和接口共用；Integration 批量检索还受总结果数和正文字符数上限保护。没有有效证据时，按“回答兜底”策略返回固定内容或交给模型生成。</w:t>
       </w:r>
     </w:p>
     <w:p>
@@ -12714,6 +12863,30 @@
           <w:color w:val="000000"/>
         </w:rPr>
         <w:t>定期查看用户反馈，按知识缺失、召回错误、生成错误或权限问题分类。</w:t>
+      </w:r>
+    </w:p>
+    <w:p>
+      <w:pPr>
+        <w:spacing w:after="80" w:line="300" w:lineRule="auto"/>
+        <w:ind w:left="540" w:hanging="271"/>
+      </w:pPr>
+      <w:r>
+        <w:rPr>
+          <w:rFonts w:ascii="Microsoft YaHei" w:hAnsi="Microsoft YaHei" w:eastAsia="Microsoft YaHei"/>
+          <w:b/>
+          <w:color w:val="17365D"/>
+          <w:sz w:val="21"/>
+        </w:rPr>
+        <w:t xml:space="preserve">•  </w:t>
+      </w:r>
+      <w:r>
+        <w:rPr>
+          <w:rFonts w:ascii="Microsoft YaHei" w:hAnsi="Microsoft YaHei" w:eastAsia="Microsoft YaHei"/>
+          <w:b w:val="0"/>
+          <w:color w:val="000000"/>
+          <w:sz w:val="21"/>
+        </w:rPr>
+        <w:t>版本治理开启时，投稿人可提交或撤销自己的投稿；审核人处理待审批稿的通过或驳回。只有当前已发布、可检索且未失效的版本进入回答、引用和图谱检索，旧版本不再参与召回。</w:t>
       </w:r>
     </w:p>
     <w:p>
@@ -13446,6 +13619,30 @@
     </w:p>
     <w:p>
       <w:pPr>
+        <w:spacing w:after="80" w:line="300" w:lineRule="auto"/>
+        <w:ind w:left="540" w:hanging="271"/>
+      </w:pPr>
+      <w:r>
+        <w:rPr>
+          <w:rFonts w:ascii="Microsoft YaHei" w:hAnsi="Microsoft YaHei" w:eastAsia="Microsoft YaHei"/>
+          <w:b/>
+          <w:color w:val="17365D"/>
+          <w:sz w:val="21"/>
+        </w:rPr>
+        <w:t xml:space="preserve">•  </w:t>
+      </w:r>
+      <w:r>
+        <w:rPr>
+          <w:rFonts w:ascii="Microsoft YaHei" w:hAnsi="Microsoft YaHei" w:eastAsia="Microsoft YaHei"/>
+          <w:b w:val="0"/>
+          <w:color w:val="000000"/>
+          <w:sz w:val="21"/>
+        </w:rPr>
+        <w:t>能够配置知识版本治理并完成一次投稿、审批和发布验证。</w:t>
+      </w:r>
+    </w:p>
+    <w:p>
+      <w:pPr>
         <w:pStyle w:val="21"/>
       </w:pPr>
       <w:bookmarkStart w:id="40" w:name="_Toc238473161"/>
@@ -13572,6 +13769,30 @@
     </w:p>
     <w:p>
       <w:pPr>
+        <w:spacing w:after="80" w:line="300" w:lineRule="auto"/>
+        <w:ind w:left="540" w:hanging="271"/>
+      </w:pPr>
+      <w:r>
+        <w:rPr>
+          <w:rFonts w:ascii="Microsoft YaHei" w:hAnsi="Microsoft YaHei" w:eastAsia="Microsoft YaHei"/>
+          <w:b/>
+          <w:color w:val="17365D"/>
+          <w:sz w:val="21"/>
+        </w:rPr>
+        <w:t xml:space="preserve">•  </w:t>
+      </w:r>
+      <w:r>
+        <w:rPr>
+          <w:rFonts w:ascii="Microsoft YaHei" w:hAnsi="Microsoft YaHei" w:eastAsia="Microsoft YaHei"/>
+          <w:b w:val="0"/>
+          <w:color w:val="000000"/>
+          <w:sz w:val="21"/>
+        </w:rPr>
+        <w:t>能够创建两级文件夹、设置搜索开关，并完成一次文档批量移动。</w:t>
+      </w:r>
+    </w:p>
+    <w:p>
+      <w:pPr>
         <w:pStyle w:val="21"/>
       </w:pPr>
       <w:bookmarkStart w:id="41" w:name="_Toc238473162"/>
@@ -13681,6 +13902,30 @@
           <w:color w:val="000000"/>
         </w:rPr>
         <w:t>能够选择合适智能体并识别无答案或越权请求。</w:t>
+      </w:r>
+    </w:p>
+    <w:p>
+      <w:pPr>
+        <w:spacing w:after="80" w:line="300" w:lineRule="auto"/>
+        <w:ind w:left="540" w:hanging="271"/>
+      </w:pPr>
+      <w:r>
+        <w:rPr>
+          <w:rFonts w:ascii="Microsoft YaHei" w:hAnsi="Microsoft YaHei" w:eastAsia="Microsoft YaHei"/>
+          <w:b/>
+          <w:color w:val="17365D"/>
+          <w:sz w:val="21"/>
+        </w:rPr>
+        <w:t xml:space="preserve">•  </w:t>
+      </w:r>
+      <w:r>
+        <w:rPr>
+          <w:rFonts w:ascii="Microsoft YaHei" w:hAnsi="Microsoft YaHei" w:eastAsia="Microsoft YaHei"/>
+          <w:b w:val="0"/>
+          <w:color w:val="000000"/>
+          <w:sz w:val="21"/>
+        </w:rPr>
+        <w:t>能够通过列表状态标签识别草稿、待审批和已驳回文档；对自己的投稿点击“提交”并确认状态变为“待审批”。</w:t>
       </w:r>
     </w:p>
     <w:tbl>
@@ -13856,7 +14101,7 @@
         <w:color w:val="666666"/>
         <w:sz w:val="16"/>
       </w:rPr>
-      <w:t xml:space="preserve">  ·  2026-08-24</w:t>
+      <w:t xml:space="preserve">  ·  2026-09-01</w:t>
     </w:r>
   </w:p>
 </w:ftr>

--- a/docs/客户培训手册/企业知识智能平台用户使用手册（客户培训版）.docx
+++ b/docs/客户培训手册/企业知识智能平台用户使用手册（客户培训版）.docx
@@ -200,7 +200,7 @@
           </w:tcPr>
           <w:p>
             <w:r>
-              <w:t>V1.2</w:t>
+              <w:t>V1.3</w:t>
             </w:r>
           </w:p>
         </w:tc>
@@ -299,7 +299,7 @@
           </w:tcPr>
           <w:p>
             <w:r>
-              <w:t>2026 年 9 月 1 日</w:t>
+              <w:t>2026 年 9 月 7 日</w:t>
             </w:r>
           </w:p>
         </w:tc>
@@ -8061,6 +8061,24 @@
           <w:color w:val="000000"/>
         </w:rPr>
         <w:t>离线档位所需模型均已就绪。</w:t>
+      </w:r>
+    </w:p>
+    <w:p>
+      <w:pPr>
+        <w:spacing w:after="80"/>
+        <w:ind w:left="540" w:hanging="271"/>
+      </w:pPr>
+      <w:r>
+        <w:t>•  在“辅助模型”中分别配置“问题理解”和“数据分析”角色：前者负责意图识别、问题改写与复杂度路由，后者用于 CSV、Excel 等表格分析；最终回答仍由对话模型生成。</w:t>
+      </w:r>
+    </w:p>
+    <w:p>
+      <w:pPr>
+        <w:spacing w:after="80"/>
+        <w:ind w:left="540" w:hanging="271"/>
+      </w:pPr>
+      <w:r>
+        <w:t>•  辅助模型未配置或暂不可用时，平台会按当前可用模型降级处理；生产验收仍应分别测试普通问答、复杂问题和表格统计，确认效果与耗时符合要求。</w:t>
       </w:r>
     </w:p>
     <w:tbl>
@@ -10235,7 +10253,7 @@
           <w:color w:val="17365D"/>
           <w:sz w:val="21"/>
         </w:rPr>
-        <w:t xml:space="preserve">•  </w:t>
+        <w:t>•  支持上传文件夹并保留目录层级；上传前先在左侧选择具体目标文件夹。不同父级下允许出现同名文件夹，移动或选择时应核对完整路径。</w:t>
       </w:r>
       <w:r>
         <w:rPr>
@@ -10244,7 +10262,6 @@
           <w:color w:val="000000"/>
           <w:sz w:val="21"/>
         </w:rPr>
-        <w:t>支持上传文件夹；上传前先在左侧选择具体目标文件夹。</w:t>
       </w:r>
     </w:p>
     <w:p>
@@ -10372,6 +10389,24 @@
           <w:color w:val="000000"/>
         </w:rPr>
         <w:t>等格式。</w:t>
+      </w:r>
+    </w:p>
+    <w:p>
+      <w:pPr>
+        <w:spacing w:after="80"/>
+        <w:ind w:left="540" w:hanging="271"/>
+      </w:pPr>
+      <w:r>
+        <w:t>•  上传前平台会计算文件摘要并预检重复项；若同一目标文件夹已存在相同文件，应按提示定位已有文件或取消重复上传。文件处于删除处理中时，等待状态完成后再判断是否需要重传。</w:t>
+      </w:r>
+    </w:p>
+    <w:p>
+      <w:pPr>
+        <w:spacing w:after="80"/>
+        <w:ind w:left="540" w:hanging="271"/>
+      </w:pPr>
+      <w:r>
+        <w:t>•  大文件上传不设置固定的客户端超时，但仍受平台 MAX_FILE_SIZE_MB、网关上传限制和网络稳定性约束；上传期间不要关闭页面，失败后先核对限制与日志。</w:t>
       </w:r>
     </w:p>
     <w:p>
@@ -10572,6 +10607,24 @@
     </w:p>
     <w:p>
       <w:pPr>
+        <w:spacing w:after="80" w:line="300" w:lineRule="auto"/>
+        <w:ind w:left="540" w:hanging="271"/>
+      </w:pPr>
+      <w:r>
+        <w:t>•  可在文档列表中批量移动或批量下载；批量移动时选择目标文件夹并核对完整路径，批量下载完成后抽查目录层级和文件数量。</w:t>
+      </w:r>
+    </w:p>
+    <w:p>
+      <w:pPr>
+        <w:spacing w:after="80" w:line="300" w:lineRule="auto"/>
+        <w:ind w:left="540" w:hanging="271"/>
+      </w:pPr>
+      <w:r>
+        <w:t>•  目录批量删除以异步任务执行且不可撤销。提交前核对待删除文件夹和文档数量；任务进行中可重新上传文件，但应留意同名文件与最终目录状态。</w:t>
+      </w:r>
+    </w:p>
+    <w:p>
+      <w:pPr>
         <w:spacing w:after="80"/>
         <w:ind w:left="540" w:hanging="271"/>
       </w:pPr>
@@ -11026,6 +11079,24 @@
           <w:color w:val="000000"/>
         </w:rPr>
         <w:t>继续追问时补充约束，不要假设模型自动知道客户内部未入库的信息。</w:t>
+      </w:r>
+    </w:p>
+    <w:p>
+      <w:pPr>
+        <w:spacing w:after="80"/>
+        <w:ind w:left="540" w:hanging="271"/>
+      </w:pPr>
+      <w:r>
+        <w:t>•  对 CSV、Excel 等表格提出统计、筛选、分组或对比问题时，明确指标、维度、时间范围和期望格式；平台会优先分析相关表格，避免无关数据拖慢回答。</w:t>
+      </w:r>
+    </w:p>
+    <w:p>
+      <w:pPr>
+        <w:spacing w:after="80"/>
+        <w:ind w:left="540" w:hanging="271"/>
+      </w:pPr>
+      <w:r>
+        <w:t>•  表格分析结果应核对引用文件、筛选范围和统计口径。界面默认隐藏内部 SQL 实现细节；如结论用于经营或合规决策，应回到源表复核。</w:t>
       </w:r>
     </w:p>
     <w:tbl>
@@ -14101,7 +14172,7 @@
         <w:color w:val="666666"/>
         <w:sz w:val="16"/>
       </w:rPr>
-      <w:t xml:space="preserve">  ·  2026-09-01</w:t>
+      <w:t xml:space="preserve">  ·  2026-09-07</w:t>
     </w:r>
   </w:p>
 </w:ftr>
